--- a/docs/bid/package/docx/03_DEVELOPMENT_AND_TEST_PLAN.docx
+++ b/docs/bid/package/docx/03_DEVELOPMENT_AND_TEST_PLAN.docx
@@ -18,24 +18,33 @@
         <w:t>Status: DRAFT_FOR_OWNER_REVIEW.</w:t>
       </w:r>
       <w:r>
-        <w:t xml:space="preserve"> Technical source: bid freeze commit </w:t>
+        <w:t xml:space="preserve"> Technical source: commit </w:t>
       </w:r>
       <w:r>
         <w:rPr>
           <w:rFonts w:ascii="Consolas" w:hAnsi="Consolas"/>
         </w:rPr>
-        <w:t>bbc480c</w:t>
+        <w:t>b0937e8</w:t>
       </w:r>
-    </w:p>
-    <w:p>
       <w:r>
-        <w:t>(</w:t>
+        <w:t xml:space="preserve"> (</w:t>
       </w:r>
       <w:r>
         <w:rPr>
           <w:rFonts w:ascii="Consolas" w:hAnsi="Consolas"/>
         </w:rPr>
-        <w:t>bbc480cd6aacaa40c39eb459a056b942fe996b32</w:t>
+        <w:t>b0937e88b4ad21cb31c5778aac4b3dca88fdd94a</w:t>
+      </w:r>
+      <w:r>
+        <w:t>, pinned by</w:t>
+      </w:r>
+    </w:p>
+    <w:p>
+      <w:r>
+        <w:rPr>
+          <w:rFonts w:ascii="Consolas" w:hAnsi="Consolas"/>
+        </w:rPr>
+        <w:t>docs/bid/bid_technical_baseline_v2.json</w:t>
       </w:r>
       <w:r>
         <w:t xml:space="preserve">); every cited path is a file at that commit. </w:t>
@@ -204,6 +213,39 @@
     </w:p>
     <w:p>
       <w:pPr>
+        <w:pStyle w:val="ListNumber"/>
+      </w:pPr>
+      <w:r>
+        <w:rPr>
+          <w:b/>
+        </w:rPr>
+        <w:t>Physics and assessment stay separate.</w:t>
+      </w:r>
+      <w:r>
+        <w:t xml:space="preserve"> Frozen engineering constraints (</w:t>
+      </w:r>
+      <w:r>
+        <w:rPr>
+          <w:rFonts w:ascii="Consolas" w:hAnsi="Consolas"/>
+        </w:rPr>
+        <w:t>config/constraints/engineering_constraints_v1.json</w:t>
+      </w:r>
+      <w:r>
+        <w:t>,</w:t>
+      </w:r>
+    </w:p>
+    <w:p>
+      <w:r>
+        <w:t xml:space="preserve">   FROZEN (12/12)) and the frozen operating scenario (mission_scenario_v2 (FROZEN_ENGINEERING_CONFIGURATION, FROZEN)) are configuration; a compliance threshold never</w:t>
+      </w:r>
+    </w:p>
+    <w:p>
+      <w:r>
+        <w:t xml:space="preserve">   changes raw physics.</w:t>
+      </w:r>
+    </w:p>
+    <w:p>
+      <w:pPr>
         <w:pStyle w:val="Heading2"/>
       </w:pPr>
       <w:r>
@@ -255,12 +297,12 @@
     </w:p>
     <w:p>
       <w:r>
-        <w:t>Only the predecessor column binds; the listing order is not a sequence. Entry status at bbc480c is shown verbatim; none</w:t>
+        <w:t>Only the predecessor column binds; the listing order is not a sequence. Entry statuses are read from the programme record</w:t>
       </w:r>
     </w:p>
     <w:p>
       <w:r>
-        <w:t>of them is a test result or a start authorisation.</w:t>
+        <w:t>at b0937e8; none of them is a test result or a start authorisation.</w:t>
       </w:r>
     </w:p>
     <w:tbl>
@@ -325,7 +367,7 @@
               <w:rPr>
                 <w:b/>
               </w:rPr>
-              <w:t>binding predecessor</w:t>
+              <w:t>predecessor (basis)</w:t>
             </w:r>
           </w:p>
         </w:tc>
@@ -338,7 +380,7 @@
               <w:rPr>
                 <w:b/>
               </w:rPr>
-              <w:t>entry status at bbc480c</w:t>
+              <w:t>entry status at b0937e8</w:t>
             </w:r>
           </w:p>
         </w:tc>
@@ -390,7 +432,7 @@
           </w:tcPr>
           <w:p>
             <w:r>
-              <w:t>NOT_STARTABLE_PRECONDITION_MISSING (analysis-point set not registered)</w:t>
+              <w:t>NOT_STARTABLE_PRECONDITION_MISSING</w:t>
             </w:r>
           </w:p>
         </w:tc>
@@ -432,7 +474,7 @@
           </w:tcPr>
           <w:p>
             <w:r>
-              <w:t>H1-S7.1</w:t>
+              <w:t>H1-S7.1 (EXPLICIT_A9_21)</w:t>
             </w:r>
           </w:p>
         </w:tc>
@@ -474,7 +516,7 @@
           </w:tcPr>
           <w:p>
             <w:r>
-              <w:t>H-1 + C1 ground reference characterization; registers I_d,max,H1,Ar</w:t>
+              <w:t>H-1 + C1 ground reference characterization (C1 GROUND_REFERENCE_ONLY); registers I_d,max,H1,Ar</w:t>
             </w:r>
           </w:p>
         </w:tc>
@@ -484,7 +526,7 @@
           </w:tcPr>
           <w:p>
             <w:r>
-              <w:t>H1-S7.2 (recorder reading RR-02)</w:t>
+              <w:t>H1-S7.2 (PHYSICAL_PREREQUISITE_RECORDER)</w:t>
             </w:r>
           </w:p>
         </w:tc>
@@ -588,7 +630,7 @@
           </w:tcPr>
           <w:p>
             <w:r>
-              <w:t>C1-REF, ICP-AR-REF</w:t>
+              <w:t>C1-REF (EXPLICIT_A9_21), ICP-AR-REF (EXISTING_OWNER_RULE)</w:t>
             </w:r>
           </w:p>
         </w:tc>
@@ -640,7 +682,7 @@
           </w:tcPr>
           <w:p>
             <w:r>
-              <w:t>ICP-45A-P1-S7</w:t>
+              <w:t>ICP-45A-P1-S7 (EXPLICIT_A9_21)</w:t>
             </w:r>
           </w:p>
         </w:tc>
@@ -692,7 +734,7 @@
           </w:tcPr>
           <w:p>
             <w:r>
-              <w:t>ICP-45N</w:t>
+              <w:t>ICP-45N (EXPLICIT_A9_21)</w:t>
             </w:r>
           </w:p>
         </w:tc>
@@ -744,7 +786,7 @@
           </w:tcPr>
           <w:p>
             <w:r>
-              <w:t>- (calibration preconditions)</w:t>
+              <w:t>-</w:t>
             </w:r>
           </w:p>
         </w:tc>
@@ -848,7 +890,7 @@
           </w:tcPr>
           <w:p>
             <w:r>
-              <w:t>COUPLED-H1-ICP</w:t>
+              <w:t>COUPLED-H1-ICP (EXPLICIT_A9_21)</w:t>
             </w:r>
           </w:p>
         </w:tc>
@@ -900,7 +942,7 @@
           </w:tcPr>
           <w:p>
             <w:r>
-              <w:t>P3-THERMAL</w:t>
+              <w:t>P3-THERMAL (EXPLICIT_A9_21)</w:t>
             </w:r>
           </w:p>
         </w:tc>
@@ -1004,7 +1046,7 @@
           </w:tcPr>
           <w:p>
             <w:r>
-              <w:t>H1-THRUST-FEED-MAP</w:t>
+              <w:t>H1-THRUST-FEED-MAP (EXPLICIT_A9_21)</w:t>
             </w:r>
           </w:p>
         </w:tc>
@@ -1056,7 +1098,7 @@
           </w:tcPr>
           <w:p>
             <w:r>
-              <w:t>AG-12</w:t>
+              <w:t>AG-12 (EXPLICIT_A9_21)</w:t>
             </w:r>
           </w:p>
         </w:tc>
@@ -1139,7 +1181,7 @@
               <w:rPr>
                 <w:b/>
               </w:rPr>
-              <w:t>status at bbc480c</w:t>
+              <w:t>status at b0937e8 (verbatim)</w:t>
             </w:r>
           </w:p>
         </w:tc>
@@ -1207,7 +1249,7 @@
           </w:tcPr>
           <w:p>
             <w:r>
-              <w:t>PENDING_OWNER_ACCEPTANCE (no numerical criterion approved; the recorder proposal RP-A919-01 is preserved for review only)</w:t>
+              <w:t>criteria PENDING_OWNER_ACCEPTANCE (no numerical criterion approved; recorder proposal RP-A919-01 preserved for review only)</w:t>
             </w:r>
           </w:p>
         </w:tc>
@@ -1293,123 +1335,16 @@
               <w:rPr>
                 <w:rFonts w:ascii="Consolas" w:hAnsi="Consolas"/>
               </w:rPr>
-              <w:t>#/lock1_precondition</w:t>
+              <w:t>docs/architecture/freeze_candidate/architecture_freeze_candidate_v1.json</w:t>
             </w:r>
             <w:r>
-              <w:t xml:space="preserve">; </w:t>
+              <w:t xml:space="preserve"> </w:t>
             </w:r>
             <w:r>
               <w:rPr>
                 <w:rFonts w:ascii="Consolas" w:hAnsi="Consolas"/>
               </w:rPr>
-              <w:t>docs/decisions/OD_HARDWARE_PIVOT_2026_09_27.json</w:t>
-            </w:r>
-          </w:p>
-        </w:tc>
-      </w:tr>
-      <w:tr>
-        <w:tc>
-          <w:tcPr>
-            <w:tcW w:type="dxa" w:w="1728"/>
-          </w:tcPr>
-          <w:p>
-            <w:r>
-              <w:t>S1</w:t>
-            </w:r>
-          </w:p>
-        </w:tc>
-        <w:tc>
-          <w:tcPr>
-            <w:tcW w:type="dxa" w:w="1728"/>
-          </w:tcPr>
-          <w:p>
-            <w:r>
-              <w:t>after LOCK-1 and hardware / instrumentation</w:t>
-            </w:r>
-          </w:p>
-        </w:tc>
-        <w:tc>
-          <w:tcPr>
-            <w:tcW w:type="dxa" w:w="1728"/>
-          </w:tcPr>
-          <w:p>
-            <w:r>
-              <w:t>not started</w:t>
-            </w:r>
-          </w:p>
-        </w:tc>
-        <w:tc>
-          <w:tcPr>
-            <w:tcW w:type="dxa" w:w="1728"/>
-          </w:tcPr>
-          <w:p>
-            <w:r>
-              <w:t>S1 qualification of stand and metrology</w:t>
-            </w:r>
-          </w:p>
-        </w:tc>
-        <w:tc>
-          <w:tcPr>
-            <w:tcW w:type="dxa" w:w="1728"/>
-          </w:tcPr>
-          <w:p>
-            <w:r>
-              <w:rPr>
-                <w:rFonts w:ascii="Consolas" w:hAnsi="Consolas"/>
-              </w:rPr>
-              <w:t>docs/decisions/OD_HARDWARE_PIVOT_2026_09_27.json</w:t>
-            </w:r>
-          </w:p>
-        </w:tc>
-      </w:tr>
-      <w:tr>
-        <w:tc>
-          <w:tcPr>
-            <w:tcW w:type="dxa" w:w="1728"/>
-          </w:tcPr>
-          <w:p>
-            <w:r>
-              <w:t>LOCK-2</w:t>
-            </w:r>
-          </w:p>
-        </w:tc>
-        <w:tc>
-          <w:tcPr>
-            <w:tcW w:type="dxa" w:w="1728"/>
-          </w:tcPr>
-          <w:p>
-            <w:r>
-              <w:t>from measured S1 noise / calibration, before score-bearing runs</w:t>
-            </w:r>
-          </w:p>
-        </w:tc>
-        <w:tc>
-          <w:tcPr>
-            <w:tcW w:type="dxa" w:w="1728"/>
-          </w:tcPr>
-          <w:p>
-            <w:r>
-              <w:t>not started</w:t>
-            </w:r>
-          </w:p>
-        </w:tc>
-        <w:tc>
-          <w:tcPr>
-            <w:tcW w:type="dxa" w:w="1728"/>
-          </w:tcPr>
-          <w:p>
-            <w:r>
-              <w:t>frozen from S1 data</w:t>
-            </w:r>
-          </w:p>
-        </w:tc>
-        <w:tc>
-          <w:tcPr>
-            <w:tcW w:type="dxa" w:w="1728"/>
-          </w:tcPr>
-          <w:p>
-            <w:r>
-              <w:t>same</w:t>
+              <w:t>#/lock1_precondition</w:t>
             </w:r>
           </w:p>
         </w:tc>
@@ -1441,7 +1376,7 @@
           </w:tcPr>
           <w:p>
             <w:r>
-              <w:t>PENDING_ICP45; NOT_EVALUATED</w:t>
+              <w:t>PENDING_ICP45; ICP45 NOT_EVALUATED</w:t>
             </w:r>
           </w:p>
         </w:tc>
@@ -1464,6 +1399,15 @@
               <w:rPr>
                 <w:rFonts w:ascii="Consolas" w:hAnsi="Consolas"/>
               </w:rPr>
+              <w:t>docs/architecture/freeze_candidate/architecture_freeze_candidate_v1.json</w:t>
+            </w:r>
+            <w:r>
+              <w:t xml:space="preserve"> </w:t>
+            </w:r>
+            <w:r>
+              <w:rPr>
+                <w:rFonts w:ascii="Consolas" w:hAnsi="Consolas"/>
+              </w:rPr>
               <w:t>#/architecture_gates[id=AG-04]</w:t>
             </w:r>
           </w:p>
@@ -1476,7 +1420,71 @@
           </w:tcPr>
           <w:p>
             <w:r>
-              <w:t>AG-05 / AG-06 thermal</w:t>
+              <w:t>AG-05 coupled H-1 / ICP thermal</w:t>
+            </w:r>
+          </w:p>
+        </w:tc>
+        <w:tc>
+          <w:tcPr>
+            <w:tcW w:type="dxa" w:w="1728"/>
+          </w:tcPr>
+          <w:p>
+            <w:r>
+              <w:t>before freeze</w:t>
+            </w:r>
+          </w:p>
+        </w:tc>
+        <w:tc>
+          <w:tcPr>
+            <w:tcW w:type="dxa" w:w="1728"/>
+          </w:tcPr>
+          <w:p>
+            <w:r>
+              <w:t>UNRESOLVED</w:t>
+            </w:r>
+          </w:p>
+        </w:tc>
+        <w:tc>
+          <w:tcPr>
+            <w:tcW w:type="dxa" w:w="1728"/>
+          </w:tcPr>
+          <w:p>
+            <w:r>
+              <w:t>P3 (cathodeless successor model post-bid, AFI-03)</w:t>
+            </w:r>
+          </w:p>
+        </w:tc>
+        <w:tc>
+          <w:tcPr>
+            <w:tcW w:type="dxa" w:w="1728"/>
+          </w:tcPr>
+          <w:p>
+            <w:r>
+              <w:rPr>
+                <w:rFonts w:ascii="Consolas" w:hAnsi="Consolas"/>
+              </w:rPr>
+              <w:t>docs/architecture/freeze_candidate/architecture_freeze_candidate_v1.json</w:t>
+            </w:r>
+            <w:r>
+              <w:t xml:space="preserve"> </w:t>
+            </w:r>
+            <w:r>
+              <w:rPr>
+                <w:rFonts w:ascii="Consolas" w:hAnsi="Consolas"/>
+              </w:rPr>
+              <w:t>#/architecture_gates[id=AG-05]</w:t>
+            </w:r>
+          </w:p>
+        </w:tc>
+      </w:tr>
+      <w:tr>
+        <w:tc>
+          <w:tcPr>
+            <w:tcW w:type="dxa" w:w="1728"/>
+          </w:tcPr>
+          <w:p>
+            <w:r>
+              <w:t>AG-06 anode thermal</w:t>
             </w:r>
           </w:p>
         </w:tc>
@@ -1519,7 +1527,16 @@
               <w:rPr>
                 <w:rFonts w:ascii="Consolas" w:hAnsi="Consolas"/>
               </w:rPr>
-              <w:t>#/architecture_gates[id=AG-05]</w:t>
+              <w:t>docs/architecture/freeze_candidate/architecture_freeze_candidate_v1.json</w:t>
+            </w:r>
+            <w:r>
+              <w:t xml:space="preserve"> </w:t>
+            </w:r>
+            <w:r>
+              <w:rPr>
+                <w:rFonts w:ascii="Consolas" w:hAnsi="Consolas"/>
+              </w:rPr>
+              <w:t>#/architecture_gates[id=AG-06]</w:t>
             </w:r>
           </w:p>
         </w:tc>
@@ -1570,6 +1587,15 @@
             <w:tcW w:type="dxa" w:w="1728"/>
           </w:tcPr>
           <w:p>
+            <w:r>
+              <w:rPr>
+                <w:rFonts w:ascii="Consolas" w:hAnsi="Consolas"/>
+              </w:rPr>
+              <w:t>docs/architecture/freeze_candidate/architecture_freeze_candidate_v1.json</w:t>
+            </w:r>
+            <w:r>
+              <w:t xml:space="preserve"> </w:t>
+            </w:r>
             <w:r>
               <w:rPr>
                 <w:rFonts w:ascii="Consolas" w:hAnsi="Consolas"/>
@@ -1629,6 +1655,15 @@
               <w:rPr>
                 <w:rFonts w:ascii="Consolas" w:hAnsi="Consolas"/>
               </w:rPr>
+              <w:t>docs/architecture/freeze_candidate/architecture_freeze_candidate_v1.json</w:t>
+            </w:r>
+            <w:r>
+              <w:t xml:space="preserve"> </w:t>
+            </w:r>
+            <w:r>
+              <w:rPr>
+                <w:rFonts w:ascii="Consolas" w:hAnsi="Consolas"/>
+              </w:rPr>
               <w:t>#/architecture_gates[id=AG-10]</w:t>
             </w:r>
           </w:p>
@@ -1661,7 +1696,7 @@
           </w:tcPr>
           <w:p>
             <w:r>
-              <w:t>INCOMPLETE_EVIDENCE</w:t>
+              <w:t>INCOMPLETE_EVIDENCE (no CBE; AL-04 / AL-07 / AL-08 below evidence floors)</w:t>
             </w:r>
           </w:p>
         </w:tc>
@@ -1684,6 +1719,15 @@
               <w:rPr>
                 <w:rFonts w:ascii="Consolas" w:hAnsi="Consolas"/>
               </w:rPr>
+              <w:t>docs/architecture/freeze_candidate/architecture_freeze_candidate_v1.json</w:t>
+            </w:r>
+            <w:r>
+              <w:t xml:space="preserve"> </w:t>
+            </w:r>
+            <w:r>
+              <w:rPr>
+                <w:rFonts w:ascii="Consolas" w:hAnsi="Consolas"/>
+              </w:rPr>
               <w:t>#/architecture_gates[id=AG-11]</w:t>
             </w:r>
           </w:p>
@@ -1696,7 +1740,7 @@
           </w:tcPr>
           <w:p>
             <w:r>
-              <w:t>AG-12 / AG-13</w:t>
+              <w:t>AG-12 feed-state sufficiency</w:t>
             </w:r>
           </w:p>
         </w:tc>
@@ -1707,6 +1751,70 @@
           <w:p>
             <w:r>
               <w:t>after the measured thrust / feed map</w:t>
+            </w:r>
+          </w:p>
+        </w:tc>
+        <w:tc>
+          <w:tcPr>
+            <w:tcW w:type="dxa" w:w="1728"/>
+          </w:tcPr>
+          <w:p>
+            <w:r>
+              <w:t>NOT_EVALUATED (validated H-1 thrust-versus-feed map does not exist)</w:t>
+            </w:r>
+          </w:p>
+        </w:tc>
+        <w:tc>
+          <w:tcPr>
+            <w:tcW w:type="dxa" w:w="1728"/>
+          </w:tcPr>
+          <w:p>
+            <w:r>
+              <w:t>statewise</w:t>
+            </w:r>
+          </w:p>
+        </w:tc>
+        <w:tc>
+          <w:tcPr>
+            <w:tcW w:type="dxa" w:w="1728"/>
+          </w:tcPr>
+          <w:p>
+            <w:r>
+              <w:rPr>
+                <w:rFonts w:ascii="Consolas" w:hAnsi="Consolas"/>
+              </w:rPr>
+              <w:t>docs/architecture/freeze_candidate/architecture_freeze_candidate_v1.json</w:t>
+            </w:r>
+            <w:r>
+              <w:t xml:space="preserve"> </w:t>
+            </w:r>
+            <w:r>
+              <w:rPr>
+                <w:rFonts w:ascii="Consolas" w:hAnsi="Consolas"/>
+              </w:rPr>
+              <w:t>#/architecture_gates[id=AG-12]</w:t>
+            </w:r>
+          </w:p>
+        </w:tc>
+      </w:tr>
+      <w:tr>
+        <w:tc>
+          <w:tcPr>
+            <w:tcW w:type="dxa" w:w="1728"/>
+          </w:tcPr>
+          <w:p>
+            <w:r>
+              <w:t>AG-13 drag compensation</w:t>
+            </w:r>
+          </w:p>
+        </w:tc>
+        <w:tc>
+          <w:tcPr>
+            <w:tcW w:type="dxa" w:w="1728"/>
+          </w:tcPr>
+          <w:p>
+            <w:r>
+              <w:t>after AG-12 and the host drag ICD</w:t>
             </w:r>
           </w:p>
         </w:tc>
@@ -1739,16 +1847,16 @@
               <w:rPr>
                 <w:rFonts w:ascii="Consolas" w:hAnsi="Consolas"/>
               </w:rPr>
-              <w:t>#/architecture_gates[id=AG-12]</w:t>
+              <w:t>docs/architecture/freeze_candidate/architecture_freeze_candidate_v1.json</w:t>
             </w:r>
             <w:r>
-              <w:t xml:space="preserve">, </w:t>
+              <w:t xml:space="preserve"> </w:t>
             </w:r>
             <w:r>
               <w:rPr>
                 <w:rFonts w:ascii="Consolas" w:hAnsi="Consolas"/>
               </w:rPr>
-              <w:t>[id=AG-13]</w:t>
+              <w:t>#/architecture_gates[id=AG-13]</w:t>
             </w:r>
           </w:p>
         </w:tc>
@@ -1760,7 +1868,7 @@
           </w:tcPr>
           <w:p>
             <w:r>
-              <w:t>AG-02 / AG-03 Hall transport</w:t>
+              <w:t>AG-02 Hall credible transport set</w:t>
             </w:r>
           </w:p>
         </w:tc>
@@ -1780,7 +1888,7 @@
           </w:tcPr>
           <w:p>
             <w:r>
-              <w:t>EMPTY / INCONCLUSIVE (permanent for P5-N2 v1)</w:t>
+              <w:t>EMPTY (members = [])</w:t>
             </w:r>
           </w:p>
         </w:tc>
@@ -1803,16 +1911,144 @@
               <w:rPr>
                 <w:rFonts w:ascii="Consolas" w:hAnsi="Consolas"/>
               </w:rPr>
-              <w:t>#/architecture_gates[id=AG-02]</w:t>
+              <w:t>docs/architecture/freeze_candidate/architecture_freeze_candidate_v1.json</w:t>
             </w:r>
             <w:r>
-              <w:t xml:space="preserve">, </w:t>
+              <w:t xml:space="preserve"> </w:t>
             </w:r>
             <w:r>
               <w:rPr>
                 <w:rFonts w:ascii="Consolas" w:hAnsi="Consolas"/>
               </w:rPr>
-              <w:t>[id=AG-03]</w:t>
+              <w:t>#/architecture_gates[id=AG-02]</w:t>
+            </w:r>
+          </w:p>
+        </w:tc>
+      </w:tr>
+      <w:tr>
+        <w:tc>
+          <w:tcPr>
+            <w:tcW w:type="dxa" w:w="1728"/>
+          </w:tcPr>
+          <w:p>
+            <w:r>
+              <w:t>AG-03 Hall-transport validation</w:t>
+            </w:r>
+          </w:p>
+        </w:tc>
+        <w:tc>
+          <w:tcPr>
+            <w:tcW w:type="dxa" w:w="1728"/>
+          </w:tcPr>
+          <w:p>
+            <w:r>
+              <w:t>successor held-out validation</w:t>
+            </w:r>
+          </w:p>
+        </w:tc>
+        <w:tc>
+          <w:tcPr>
+            <w:tcW w:type="dxa" w:w="1728"/>
+          </w:tcPr>
+          <w:p>
+            <w:r>
+              <w:t>INCONCLUSIVE (permanent; promotable = [])</w:t>
+            </w:r>
+          </w:p>
+        </w:tc>
+        <w:tc>
+          <w:tcPr>
+            <w:tcW w:type="dxa" w:w="1728"/>
+          </w:tcPr>
+          <w:p>
+            <w:r>
+              <w:t>P5-N2 v1 unchanged</w:t>
+            </w:r>
+          </w:p>
+        </w:tc>
+        <w:tc>
+          <w:tcPr>
+            <w:tcW w:type="dxa" w:w="1728"/>
+          </w:tcPr>
+          <w:p>
+            <w:r>
+              <w:rPr>
+                <w:rFonts w:ascii="Consolas" w:hAnsi="Consolas"/>
+              </w:rPr>
+              <w:t>docs/architecture/freeze_candidate/architecture_freeze_candidate_v1.json</w:t>
+            </w:r>
+            <w:r>
+              <w:t xml:space="preserve"> </w:t>
+            </w:r>
+            <w:r>
+              <w:rPr>
+                <w:rFonts w:ascii="Consolas" w:hAnsi="Consolas"/>
+              </w:rPr>
+              <w:t>#/architecture_gates[id=AG-03]</w:t>
+            </w:r>
+          </w:p>
+        </w:tc>
+      </w:tr>
+      <w:tr>
+        <w:tc>
+          <w:tcPr>
+            <w:tcW w:type="dxa" w:w="1728"/>
+          </w:tcPr>
+          <w:p>
+            <w:r>
+              <w:t>AG-15 requirement basis</w:t>
+            </w:r>
+          </w:p>
+        </w:tc>
+        <w:tc>
+          <w:tcPr>
+            <w:tcW w:type="dxa" w:w="1728"/>
+          </w:tcPr>
+          <w:p>
+            <w:r>
+              <w:t>before freeze</w:t>
+            </w:r>
+          </w:p>
+        </w:tc>
+        <w:tc>
+          <w:tcPr>
+            <w:tcW w:type="dxa" w:w="1728"/>
+          </w:tcPr>
+          <w:p>
+            <w:r>
+              <w:t>DETERMINING_EVIDENCE_PRESENT_NO_REMAINING_CONDITION</w:t>
+            </w:r>
+          </w:p>
+        </w:tc>
+        <w:tc>
+          <w:tcPr>
+            <w:tcW w:type="dxa" w:w="1728"/>
+          </w:tcPr>
+          <w:p>
+            <w:r>
+              <w:t>owner closure of the RVM re-base (requirement basis only)</w:t>
+            </w:r>
+          </w:p>
+        </w:tc>
+        <w:tc>
+          <w:tcPr>
+            <w:tcW w:type="dxa" w:w="1728"/>
+          </w:tcPr>
+          <w:p>
+            <w:r>
+              <w:rPr>
+                <w:rFonts w:ascii="Consolas" w:hAnsi="Consolas"/>
+              </w:rPr>
+              <w:t>docs/architecture/freeze_candidate/architecture_freeze_candidate_v1.json</w:t>
+            </w:r>
+            <w:r>
+              <w:t xml:space="preserve"> </w:t>
+            </w:r>
+            <w:r>
+              <w:rPr>
+                <w:rFonts w:ascii="Consolas" w:hAnsi="Consolas"/>
+              </w:rPr>
+              <w:t>#/architecture_gates[id=AG-15]</w:t>
             </w:r>
           </w:p>
         </w:tc>
@@ -1820,7 +2056,26 @@
     </w:tbl>
     <w:p>
       <w:r>
-        <w:t xml:space="preserve">The full AG-01..AG-15 list with verbatim statuses is in </w:t>
+        <w:t>S1 (qualification of stand and metrology) follows LOCK-1 and the hardware / instrumentation; LOCK-2 is frozen from the</w:t>
+      </w:r>
+    </w:p>
+    <w:p>
+      <w:r>
+        <w:t>measured S1 noise / calibration before score-bearing runs (</w:t>
+      </w:r>
+      <w:r>
+        <w:rPr>
+          <w:rFonts w:ascii="Consolas" w:hAnsi="Consolas"/>
+        </w:rPr>
+        <w:t>docs/decisions/OD_HARDWARE_PIVOT_2026_09_27.json</w:t>
+      </w:r>
+      <w:r>
+        <w:t>); neither</w:t>
+      </w:r>
+    </w:p>
+    <w:p>
+      <w:r>
+        <w:t xml:space="preserve">has started. The full AG-01..AG-15 list with verbatim statuses is in </w:t>
       </w:r>
       <w:r>
         <w:rPr>
@@ -1962,7 +2217,7 @@
           </w:tcPr>
           <w:p>
             <w:r>
-              <w:t>H1-S7.1 FEMM and H1-S7.2 channel point; GNG-ICP-01 criteria accepted by the owner; D-01..D-15 -&gt; LOCK-1 preparation; PPU block diagram and electronics FMEA / redundancy concept; mass CBE roll-up replacing MEV floors; upstream design-state set resolved (post-freeze caveat); RFQ quotations returned (AL-08 re-base); test-facility document (OIR-FAC-01..04)</w:t>
+              <w:t>H1-S7.1 FEMM and H1-S7.2 channel point; GNG-ICP-01 criteria accepted by the owner; D-01..D-15 -&gt; LOCK-1 preparation; PPU block diagram and electronics FMEA / redundancy concept; mass-closure actions (AL-07 current cathodeless PPU CBE / requote; AL-08 quote / design rebase; AL-04 completed Hall-head CBE; AL-09 design-derived CBE; actual routed harness; subsystem integration / structural optimization); upstream flow-gap levers in the owner order (F9-DF-01); RFQ quotations returned (AL-08 rebase); test-facility document (OIR-FAC-01..04)</w:t>
             </w:r>
           </w:p>
         </w:tc>
@@ -1972,7 +2227,7 @@
           </w:tcPr>
           <w:p>
             <w:r>
-              <w:t>H-1 freeze-candidate definition, RVM, mass / power v3, bus boundary, instrumentation definition, RFQ v3 packages</w:t>
+              <w:t>H-1 freeze-candidate definition, RVM, mass record mass_power_a9_v4, bus boundary v2, instrumentation definition, RFQ v3 packages and the RFQ3-GAS rev1 successor</w:t>
             </w:r>
           </w:p>
         </w:tc>
@@ -2014,7 +2269,7 @@
           </w:tcPr>
           <w:p>
             <w:r>
-              <w:t>PSE / PPU controller software preliminary design incl. start-up sequencing (SEQ-1) and FDIR; 1553B / discrete ICD; C1-REF on the built H-1 (I_d,max,H1,Ar registered); ICP-AR-REF commissioning; P2 calibration and uncertainty budget frozen; S1 stand / metrology qualification</w:t>
+              <w:t>PSE / PPU controller software preliminary design incl. start-up sequencing (SEQ-1) and FDIR; 1553B / discrete ICD; C1-REF on the built H-1 (I_d,max,H1,Ar registered; C1 GROUND_REFERENCE_ONLY); ICP-AR-REF commissioning; P2 calibration and uncertainty budget frozen; S1 stand / metrology qualification</w:t>
             </w:r>
           </w:p>
         </w:tc>
@@ -2076,7 +2331,7 @@
           </w:tcPr>
           <w:p>
             <w:r>
-              <w:t>measured records (none exist at bbc480c)</w:t>
+              <w:t>measured records (none exist at b0937e8)</w:t>
             </w:r>
           </w:p>
         </w:tc>
@@ -2199,12 +2454,12 @@
     </w:p>
     <w:p>
       <w:r>
-        <w:t>validation, O-bearing operation and atomic-O evidence that do not exist at the freeze (risks R-01, R-02, R-09). The</w:t>
+        <w:t>validation, O-bearing operation and atomic-O evidence that do not exist at the technical source (risks R-01, R-02, R-09).</w:t>
       </w:r>
     </w:p>
     <w:p>
       <w:r>
-        <w:t>owner must decide how the bid presents this (OIR-SCH-01).</w:t>
+        <w:t>The owner must decide how the bid presents this (OIR-SCH-01).</w:t>
       </w:r>
     </w:p>
     <w:p>
@@ -2249,7 +2504,7 @@
               <w:rPr>
                 <w:b/>
               </w:rPr>
-              <w:t>plan at bbc480c</w:t>
+              <w:t>plan at b0937e8</w:t>
             </w:r>
           </w:p>
         </w:tc>
@@ -2471,18 +2726,23 @@
     </w:p>
     <w:p>
       <w:r>
-        <w:t xml:space="preserve">is never compliance. AG-15 (owner closure of the RVM re-base against the registered RFP) is OPEN; </w:t>
+        <w:t>is never compliance. AG-15 (owner closure of the RVM re-base against the registered RFP) at b0937e8: DETERMINING_EVIDENCE_PRESENT_NO_REMAINING_CONDITION;</w:t>
       </w:r>
+    </w:p>
+    <w:p>
       <w:r>
         <w:rPr>
           <w:rFonts w:ascii="Consolas" w:hAnsi="Consolas"/>
         </w:rPr>
         <w:t>requirement_frozen</w:t>
       </w:r>
+      <w:r>
+        <w:t xml:space="preserve"> is true on 22 of 22 RFP-clause rows (A9.22 G3 requirements</w:t>
+      </w:r>
     </w:p>
     <w:p>
       <w:r>
-        <w:t>is false on all 22 RFP-clause rows until the owner closes it.</w:t>
+        <w:t>snapshot). This freezes the requirement basis only, never compliance: every row keeps its evidence status.</w:t>
       </w:r>
     </w:p>
     <w:sectPr>

--- a/docs/bid/package/docx/03_DEVELOPMENT_AND_TEST_PLAN.docx
+++ b/docs/bid/package/docx/03_DEVELOPMENT_AND_TEST_PLAN.docx
@@ -24,7 +24,7 @@
         <w:rPr>
           <w:rFonts w:ascii="Consolas" w:hAnsi="Consolas"/>
         </w:rPr>
-        <w:t>b0937e8</w:t>
+        <w:t>5eee4b8</w:t>
       </w:r>
       <w:r>
         <w:t xml:space="preserve"> (</w:t>
@@ -33,7 +33,7 @@
         <w:rPr>
           <w:rFonts w:ascii="Consolas" w:hAnsi="Consolas"/>
         </w:rPr>
-        <w:t>b0937e88b4ad21cb31c5778aac4b3dca88fdd94a</w:t>
+        <w:t>5eee4b8c82a9403b6bb82d5f8d324526f5d6399b</w:t>
       </w:r>
       <w:r>
         <w:t>, pinned by</w:t>
@@ -302,7 +302,7 @@
     </w:p>
     <w:p>
       <w:r>
-        <w:t>at b0937e8; none of them is a test result or a start authorisation.</w:t>
+        <w:t>at 5eee4b8; none of them is a test result or a start authorisation.</w:t>
       </w:r>
     </w:p>
     <w:tbl>
@@ -380,7 +380,7 @@
               <w:rPr>
                 <w:b/>
               </w:rPr>
-              <w:t>entry status at b0937e8</w:t>
+              <w:t>entry status at 5eee4b8</w:t>
             </w:r>
           </w:p>
         </w:tc>
@@ -1181,7 +1181,7 @@
               <w:rPr>
                 <w:b/>
               </w:rPr>
-              <w:t>status at b0937e8 (verbatim)</w:t>
+              <w:t>status at 5eee4b8 (verbatim)</w:t>
             </w:r>
           </w:p>
         </w:tc>
@@ -2227,7 +2227,7 @@
           </w:tcPr>
           <w:p>
             <w:r>
-              <w:t>H-1 freeze-candidate definition, RVM, mass record mass_power_a9_v4, bus boundary v2, instrumentation definition, RFQ v3 packages and the RFQ3-GAS rev1 successor</w:t>
+              <w:t>H-1 freeze-candidate definition, RVM, mass record mass_power_a9_v5, bus boundary v2, instrumentation definition, RFQ v3 packages and the RFQ3-GAS rev1 successor</w:t>
             </w:r>
           </w:p>
         </w:tc>
@@ -2331,7 +2331,7 @@
           </w:tcPr>
           <w:p>
             <w:r>
-              <w:t>measured records (none exist at b0937e8)</w:t>
+              <w:t>measured records (none exist at 5eee4b8)</w:t>
             </w:r>
           </w:p>
         </w:tc>
@@ -2504,7 +2504,7 @@
               <w:rPr>
                 <w:b/>
               </w:rPr>
-              <w:t>plan at b0937e8</w:t>
+              <w:t>plan at 5eee4b8</w:t>
             </w:r>
           </w:p>
         </w:tc>
@@ -2726,7 +2726,7 @@
     </w:p>
     <w:p>
       <w:r>
-        <w:t>is never compliance. AG-15 (owner closure of the RVM re-base against the registered RFP) at b0937e8: DETERMINING_EVIDENCE_PRESENT_NO_REMAINING_CONDITION;</w:t>
+        <w:t>is never compliance. AG-15 (owner closure of the RVM re-base against the registered RFP) at 5eee4b8: DETERMINING_EVIDENCE_PRESENT_NO_REMAINING_CONDITION;</w:t>
       </w:r>
     </w:p>
     <w:p>
